--- a/Transition_Team_Budget_Battle.docx
+++ b/Transition_Team_Budget_Battle.docx
@@ -2,76 +2,214 @@
 <file path=word/document.xml><?xml version="1.0" encoding="utf-8"?>
 <w:document xmlns:wpc="http://schemas.microsoft.com/office/word/2010/wordprocessingCanvas" xmlns:mo="http://schemas.microsoft.com/office/mac/office/2008/main" xmlns:mc="http://schemas.openxmlformats.org/markup-compatibility/2006" xmlns:mv="urn:schemas-microsoft-com:mac:vml" xmlns:o="urn:schemas-microsoft-com:office:office" xmlns:r="http://schemas.openxmlformats.org/officeDocument/2006/relationships" xmlns:m="http://schemas.openxmlformats.org/officeDocument/2006/math" xmlns:v="urn:schemas-microsoft-com:vml" xmlns:wp14="http://schemas.microsoft.com/office/word/2010/wordprocessingDrawing" xmlns:wp="http://schemas.openxmlformats.org/drawingml/2006/wordprocessingDrawing" xmlns:w10="urn:schemas-microsoft-com:office:word" xmlns:w="http://schemas.openxmlformats.org/wordprocessingml/2006/main" xmlns:w14="http://schemas.microsoft.com/office/word/2010/wordml" xmlns:wpg="http://schemas.microsoft.com/office/word/2010/wordprocessingGroup" xmlns:wpi="http://schemas.microsoft.com/office/word/2010/wordprocessingInk" xmlns:wne="http://schemas.microsoft.com/office/word/2006/wordml" xmlns:wps="http://schemas.microsoft.com/office/word/2010/wordprocessingShape" mc:Ignorable="w14 wp14">
   <w:body>
+    <w:tbl>
+      <w:tblPr>
+        <w:tblW w:type="auto" w:w="0"/>
+        <w:jc w:val="center"/>
+        <w:tblLayout w:type="fixed"/>
+        <w:tblLook w:firstColumn="1" w:firstRow="1" w:lastColumn="0" w:lastRow="0" w:noHBand="0" w:noVBand="1" w:val="04A0"/>
+      </w:tblPr>
+      <w:tblGrid>
+        <w:gridCol w:w="1440"/>
+        <w:gridCol w:w="9216"/>
+      </w:tblGrid>
+      <w:tr>
+        <w:tc>
+          <w:tcPr>
+            <w:tcW w:type="dxa" w:w="5328"/>
+            <w:shd w:fill="0B4F9E"/>
+          </w:tcPr>
+          <w:p>
+            <w:pPr>
+              <w:jc w:val="center"/>
+            </w:pPr>
+            <w:r>
+              <w:rPr>
+                <w:b/>
+                <w:color w:val="FFFFFF"/>
+                <w:sz w:val="52"/>
+              </w:rPr>
+              <w:t>💵</w:t>
+            </w:r>
+          </w:p>
+        </w:tc>
+        <w:tc>
+          <w:tcPr>
+            <w:tcW w:type="dxa" w:w="5328"/>
+            <w:shd w:fill="F7C4D8"/>
+          </w:tcPr>
+          <w:p>
+            <w:r>
+              <w:rPr>
+                <w:b/>
+                <w:color w:val="082F65"/>
+                <w:sz w:val="44"/>
+              </w:rPr>
+              <w:t>Budget Battle</w:t>
+            </w:r>
+          </w:p>
+          <w:p>
+            <w:r>
+              <w:rPr>
+                <w:i/>
+                <w:sz w:val="20"/>
+              </w:rPr>
+              <w:t>Independent Living Game • profiles, choices, surprise cards &amp; score sheet</w:t>
+            </w:r>
+          </w:p>
+        </w:tc>
+      </w:tr>
+    </w:tbl>
+    <w:p/>
+    <w:tbl>
+      <w:tblPr>
+        <w:tblW w:type="auto" w:w="0"/>
+        <w:jc w:val="center"/>
+        <w:tblLook w:firstColumn="1" w:firstRow="1" w:lastColumn="0" w:lastRow="0" w:noHBand="0" w:noVBand="1" w:val="04A0"/>
+      </w:tblPr>
+      <w:tblGrid>
+        <w:gridCol w:w="10656"/>
+      </w:tblGrid>
+      <w:tr>
+        <w:tc>
+          <w:tcPr>
+            <w:tcW w:type="dxa" w:w="10656"/>
+            <w:shd w:fill="EAF2FB"/>
+            <w:tcMar>
+              <w:top w:w="120" w:type="dxa"/>
+              <w:start w:w="140" w:type="dxa"/>
+              <w:bottom w:w="120" w:type="dxa"/>
+              <w:end w:w="140" w:type="dxa"/>
+            </w:tcMar>
+          </w:tcPr>
+          <w:p>
+            <w:r>
+              <w:rPr>
+                <w:b/>
+                <w:color w:val="0B4F9E"/>
+              </w:rPr>
+              <w:t>FOR STAFF • 30-MINUTE SESSION</w:t>
+            </w:r>
+          </w:p>
+          <w:p>
+            <w:r>
+              <w:rPr>
+                <w:b/>
+              </w:rPr>
+              <w:t xml:space="preserve">Purpose: </w:t>
+            </w:r>
+            <w:r>
+              <w:t>Practice tradeoffs using realistic monthly income and expenses.</w:t>
+            </w:r>
+          </w:p>
+          <w:p>
+            <w:r>
+              <w:rPr>
+                <w:b/>
+              </w:rPr>
+              <w:t xml:space="preserve">Materials: </w:t>
+            </w:r>
+            <w:r>
+              <w:t>Print profile, choice menu, budget sheet, surprise cards; calculator optional.</w:t>
+            </w:r>
+          </w:p>
+          <w:p>
+            <w:r>
+              <w:rPr>
+                <w:b/>
+              </w:rPr>
+              <w:t xml:space="preserve">Easy flow: </w:t>
+            </w:r>
+            <w:r>
+              <w:t>5 min choose profile • 15 min build budget • 5 min surprise card • 5 min defend choices.</w:t>
+            </w:r>
+          </w:p>
+        </w:tc>
+      </w:tr>
+    </w:tbl>
     <w:p>
       <w:pPr>
-        <w:jc w:val="center"/>
+        <w:pStyle w:val="Heading1"/>
       </w:pPr>
       <w:r>
-        <w:rPr>
-          <w:b/>
-          <w:color w:val="D96C9F"/>
-          <w:sz w:val="40"/>
-        </w:rPr>
-        <w:t>TRANSITION TEAM ♡</w:t>
-      </w:r>
-    </w:p>
-    <w:p>
-      <w:pPr>
-        <w:jc w:val="center"/>
-      </w:pPr>
-      <w:r>
-        <w:rPr>
-          <w:b/>
-          <w:color w:val="5A2942"/>
-          <w:sz w:val="32"/>
-        </w:rPr>
-        <w:t>Budget Battle</w:t>
-      </w:r>
-    </w:p>
-    <w:p>
-      <w:pPr>
-        <w:jc w:val="center"/>
-      </w:pPr>
-      <w:r>
-        <w:rPr>
-          <w:color w:val="787878"/>
-          <w:sz w:val="18"/>
-        </w:rPr>
-        <w:t>GAMES ACTIVITIES</w:t>
+        <w:t>Choose Your Adult-Life Profile</w:t>
       </w:r>
     </w:p>
     <w:tbl>
       <w:tblPr>
         <w:tblW w:type="auto" w:w="0"/>
-        <w:tblLayout w:type="autofit"/>
         <w:tblLook w:firstColumn="1" w:firstRow="1" w:lastColumn="0" w:lastRow="0" w:noHBand="0" w:noVBand="1" w:val="04A0"/>
       </w:tblPr>
       <w:tblGrid>
-        <w:gridCol w:w="10368"/>
+        <w:gridCol w:w="10656"/>
       </w:tblGrid>
       <w:tr>
         <w:tc>
           <w:tcPr>
-            <w:tcW w:type="dxa" w:w="10368"/>
-            <w:shd w:fill="FCE8F1"/>
+            <w:tcW w:type="dxa" w:w="10656"/>
+            <w:shd w:fill="EEF5FC"/>
           </w:tcPr>
           <w:p>
             <w:r>
-              <w:rPr>
-                <w:b/>
-                <w:color w:val="5A2942"/>
-              </w:rPr>
-              <w:t>HOW TO USE THIS ACTIVITY</w:t>
+              <w:t>A • First Apartment</w:t>
+              <w:br/>
+              <w:t>Take-home income: $1,850/month</w:t>
+              <w:br/>
+              <w:t>Goal: live independently and still save $100.</w:t>
             </w:r>
           </w:p>
+        </w:tc>
+      </w:tr>
+    </w:tbl>
+    <w:p/>
+    <w:tbl>
+      <w:tblPr>
+        <w:tblW w:type="auto" w:w="0"/>
+        <w:tblLook w:firstColumn="1" w:firstRow="1" w:lastColumn="0" w:lastRow="0" w:noHBand="0" w:noVBand="1" w:val="04A0"/>
+      </w:tblPr>
+      <w:tblGrid>
+        <w:gridCol w:w="10656"/>
+      </w:tblGrid>
+      <w:tr>
+        <w:tc>
+          <w:tcPr>
+            <w:tcW w:type="dxa" w:w="10656"/>
+            <w:shd w:fill="EEF5FC"/>
+          </w:tcPr>
           <w:p>
             <w:r>
-              <w:t>• Students receive the same pretend monthly income and choose how to cover required expenses. The goal is to finish with a nonnegative balance and explain choices.</w:t>
+              <w:t>B • Working &amp; Saving</w:t>
+              <w:br/>
+              <w:t>Take-home income: $2,150/month</w:t>
+              <w:br/>
+              <w:t>Goal: save $300/month for a car.</w:t>
             </w:r>
           </w:p>
+        </w:tc>
+      </w:tr>
+    </w:tbl>
+    <w:p/>
+    <w:tbl>
+      <w:tblPr>
+        <w:tblW w:type="auto" w:w="0"/>
+        <w:tblLook w:firstColumn="1" w:firstRow="1" w:lastColumn="0" w:lastRow="0" w:noHBand="0" w:noVBand="1" w:val="04A0"/>
+      </w:tblPr>
+      <w:tblGrid>
+        <w:gridCol w:w="10656"/>
+      </w:tblGrid>
+      <w:tr>
+        <w:tc>
+          <w:tcPr>
+            <w:tcW w:type="dxa" w:w="10656"/>
+            <w:shd w:fill="EEF5FC"/>
+          </w:tcPr>
           <w:p>
             <w:r>
-              <w:t>• This is a decision-making game, not a test of one 'perfect' budget.</w:t>
+              <w:t>C • New Job, Tight Budget</w:t>
+              <w:br/>
+              <w:t>Take-home income: $1,600/month</w:t>
+              <w:br/>
+              <w:t>Goal: avoid using credit for regular expenses.</w:t>
             </w:r>
           </w:p>
         </w:tc>
@@ -80,94 +218,699 @@
     <w:p/>
     <w:p>
       <w:r>
-        <w:rPr>
-          <w:b/>
-          <w:color w:val="5A2942"/>
-        </w:rPr>
-        <w:t>Pretend take-home income:</w:t>
+        <w:br w:type="page"/>
       </w:r>
+    </w:p>
+    <w:p>
+      <w:pPr>
+        <w:pStyle w:val="Heading1"/>
+      </w:pPr>
       <w:r>
-        <w:t xml:space="preserve"> $1,800. Required: housing $650, utilities $180, phone $80, transportation $250, groceries $300. Money left = ____.</w:t>
+        <w:t>Expense Choice Menu</w:t>
+      </w:r>
+    </w:p>
+    <w:p>
+      <w:pPr>
+        <w:pStyle w:val="Heading2"/>
+      </w:pPr>
+      <w:r>
+        <w:t>Housing</w:t>
       </w:r>
     </w:p>
     <w:p>
       <w:r>
-        <w:rPr>
-          <w:b/>
-          <w:color w:val="5A2942"/>
-        </w:rPr>
-        <w:t>Choice cards:</w:t>
-      </w:r>
-      <w:r>
-        <w:t xml:space="preserve"> streaming $20; restaurant $35; emergency savings $75; new shoes $60; entertainment $40; extra groceries $30.</w:t>
+        <w:t>☐ Roommate apartment               $650/month</w:t>
       </w:r>
     </w:p>
     <w:p>
       <w:r>
-        <w:rPr>
-          <w:b/>
-          <w:color w:val="5A2942"/>
-        </w:rPr>
-        <w:t>Challenge:</w:t>
-      </w:r>
-      <w:r>
-        <w:t xml:space="preserve"> Choose at least one savings option and stay at or above $0.</w:t>
-      </w:r>
-    </w:p>
-    <w:p/>
-    <w:p>
-      <w:r>
-        <w:t>Student: ______________________________    Date: ______________</w:t>
+        <w:t>☐ Small apartment alone            $925/month</w:t>
       </w:r>
     </w:p>
     <w:p>
       <w:r>
-        <w:t>Notes / Reflection:</w:t>
+        <w:t>☐ Stay with family/contribute      $350/month</w:t>
+      </w:r>
+    </w:p>
+    <w:p>
+      <w:pPr>
+        <w:pStyle w:val="Heading2"/>
+      </w:pPr>
+      <w:r>
+        <w:t>Transportation</w:t>
       </w:r>
     </w:p>
     <w:p>
       <w:r>
-        <w:t>________________________________________________________________________________</w:t>
+        <w:t>☐ Used car costs                   $420/month</w:t>
       </w:r>
     </w:p>
     <w:p>
       <w:r>
-        <w:t>________________________________________________________________________________</w:t>
+        <w:t>☐ Ride-share/bus mix               $220/month</w:t>
       </w:r>
     </w:p>
     <w:p>
       <w:r>
-        <w:t>________________________________________________________________________________</w:t>
+        <w:t>☐ Family ride + gas help           $140/month</w:t>
+      </w:r>
+    </w:p>
+    <w:p>
+      <w:pPr>
+        <w:pStyle w:val="Heading2"/>
+      </w:pPr>
+      <w:r>
+        <w:t>Phone</w:t>
       </w:r>
     </w:p>
     <w:p>
       <w:r>
-        <w:t>________________________________________________________________________________</w:t>
+        <w:t>☐ Basic plan                       $45/month</w:t>
+      </w:r>
+    </w:p>
+    <w:p>
+      <w:r>
+        <w:t>☐ Unlimited plan                   $85/month</w:t>
+      </w:r>
+    </w:p>
+    <w:p>
+      <w:r>
+        <w:t>☐ Premium plan + device            $135/month</w:t>
+      </w:r>
+    </w:p>
+    <w:p>
+      <w:pPr>
+        <w:pStyle w:val="Heading2"/>
+      </w:pPr>
+      <w:r>
+        <w:t>Food</w:t>
+      </w:r>
+    </w:p>
+    <w:p>
+      <w:r>
+        <w:t>☐ Mostly cook at home              $275/month</w:t>
+      </w:r>
+    </w:p>
+    <w:p>
+      <w:r>
+        <w:t>☐ Cook + some takeout              $400/month</w:t>
+      </w:r>
+    </w:p>
+    <w:p>
+      <w:r>
+        <w:t>☐ Frequent takeout                 $575/month</w:t>
+      </w:r>
+    </w:p>
+    <w:p>
+      <w:pPr>
+        <w:pStyle w:val="Heading2"/>
+      </w:pPr>
+      <w:r>
+        <w:t>Fun/Subscriptions</w:t>
+      </w:r>
+    </w:p>
+    <w:p>
+      <w:r>
+        <w:t>☐ Low-cost                         $35/month</w:t>
+      </w:r>
+    </w:p>
+    <w:p>
+      <w:r>
+        <w:t>☐ Moderate                         $90/month</w:t>
+      </w:r>
+    </w:p>
+    <w:p>
+      <w:r>
+        <w:t>☐ High                             $180/month</w:t>
+      </w:r>
+    </w:p>
+    <w:p>
+      <w:r>
+        <w:br w:type="page"/>
+      </w:r>
+    </w:p>
+    <w:p>
+      <w:pPr>
+        <w:pStyle w:val="Heading1"/>
+      </w:pPr>
+      <w:r>
+        <w:t>My Monthly Budget</w:t>
+      </w:r>
+    </w:p>
+    <w:tbl>
+      <w:tblPr>
+        <w:tblStyle w:val="TableGrid"/>
+        <w:tblW w:type="auto" w:w="0"/>
+        <w:tblLook w:firstColumn="1" w:firstRow="1" w:lastColumn="0" w:lastRow="0" w:noHBand="0" w:noVBand="1" w:val="04A0"/>
+      </w:tblPr>
+      <w:tblGrid>
+        <w:gridCol w:w="3552"/>
+        <w:gridCol w:w="3552"/>
+        <w:gridCol w:w="3552"/>
+      </w:tblGrid>
+      <w:tr>
+        <w:tc>
+          <w:tcPr>
+            <w:tcW w:type="dxa" w:w="3552"/>
+            <w:shd w:fill="F7C4D8"/>
+          </w:tcPr>
+          <w:p>
+            <w:r>
+              <w:t>Category</w:t>
+            </w:r>
+          </w:p>
+        </w:tc>
+        <w:tc>
+          <w:tcPr>
+            <w:tcW w:type="dxa" w:w="3552"/>
+            <w:shd w:fill="F7C4D8"/>
+          </w:tcPr>
+          <w:p>
+            <w:r>
+              <w:t>My Choice</w:t>
+            </w:r>
+          </w:p>
+        </w:tc>
+        <w:tc>
+          <w:tcPr>
+            <w:tcW w:type="dxa" w:w="3552"/>
+            <w:shd w:fill="F7C4D8"/>
+          </w:tcPr>
+          <w:p>
+            <w:r>
+              <w:t>Amount</w:t>
+            </w:r>
+          </w:p>
+        </w:tc>
+      </w:tr>
+      <w:tr>
+        <w:tc>
+          <w:tcPr>
+            <w:tcW w:type="dxa" w:w="3552"/>
+          </w:tcPr>
+          <w:p>
+            <w:r>
+              <w:t>Income</w:t>
+            </w:r>
+          </w:p>
+        </w:tc>
+        <w:tc>
+          <w:tcPr>
+            <w:tcW w:type="dxa" w:w="3552"/>
+          </w:tcPr>
+          <w:p/>
+        </w:tc>
+        <w:tc>
+          <w:tcPr>
+            <w:tcW w:type="dxa" w:w="3552"/>
+          </w:tcPr>
+          <w:p/>
+        </w:tc>
+      </w:tr>
+      <w:tr>
+        <w:tc>
+          <w:tcPr>
+            <w:tcW w:type="dxa" w:w="3552"/>
+          </w:tcPr>
+          <w:p>
+            <w:r>
+              <w:t>Housing</w:t>
+            </w:r>
+          </w:p>
+        </w:tc>
+        <w:tc>
+          <w:tcPr>
+            <w:tcW w:type="dxa" w:w="3552"/>
+          </w:tcPr>
+          <w:p/>
+        </w:tc>
+        <w:tc>
+          <w:tcPr>
+            <w:tcW w:type="dxa" w:w="3552"/>
+          </w:tcPr>
+          <w:p/>
+        </w:tc>
+      </w:tr>
+      <w:tr>
+        <w:tc>
+          <w:tcPr>
+            <w:tcW w:type="dxa" w:w="3552"/>
+          </w:tcPr>
+          <w:p>
+            <w:r>
+              <w:t>Transportation</w:t>
+            </w:r>
+          </w:p>
+        </w:tc>
+        <w:tc>
+          <w:tcPr>
+            <w:tcW w:type="dxa" w:w="3552"/>
+          </w:tcPr>
+          <w:p/>
+        </w:tc>
+        <w:tc>
+          <w:tcPr>
+            <w:tcW w:type="dxa" w:w="3552"/>
+          </w:tcPr>
+          <w:p/>
+        </w:tc>
+      </w:tr>
+      <w:tr>
+        <w:tc>
+          <w:tcPr>
+            <w:tcW w:type="dxa" w:w="3552"/>
+          </w:tcPr>
+          <w:p>
+            <w:r>
+              <w:t>Phone</w:t>
+            </w:r>
+          </w:p>
+        </w:tc>
+        <w:tc>
+          <w:tcPr>
+            <w:tcW w:type="dxa" w:w="3552"/>
+          </w:tcPr>
+          <w:p/>
+        </w:tc>
+        <w:tc>
+          <w:tcPr>
+            <w:tcW w:type="dxa" w:w="3552"/>
+          </w:tcPr>
+          <w:p/>
+        </w:tc>
+      </w:tr>
+      <w:tr>
+        <w:tc>
+          <w:tcPr>
+            <w:tcW w:type="dxa" w:w="3552"/>
+          </w:tcPr>
+          <w:p>
+            <w:r>
+              <w:t>Food</w:t>
+            </w:r>
+          </w:p>
+        </w:tc>
+        <w:tc>
+          <w:tcPr>
+            <w:tcW w:type="dxa" w:w="3552"/>
+          </w:tcPr>
+          <w:p/>
+        </w:tc>
+        <w:tc>
+          <w:tcPr>
+            <w:tcW w:type="dxa" w:w="3552"/>
+          </w:tcPr>
+          <w:p/>
+        </w:tc>
+      </w:tr>
+      <w:tr>
+        <w:tc>
+          <w:tcPr>
+            <w:tcW w:type="dxa" w:w="3552"/>
+          </w:tcPr>
+          <w:p>
+            <w:r>
+              <w:t>Fun/Subscriptions</w:t>
+            </w:r>
+          </w:p>
+        </w:tc>
+        <w:tc>
+          <w:tcPr>
+            <w:tcW w:type="dxa" w:w="3552"/>
+          </w:tcPr>
+          <w:p/>
+        </w:tc>
+        <w:tc>
+          <w:tcPr>
+            <w:tcW w:type="dxa" w:w="3552"/>
+          </w:tcPr>
+          <w:p/>
+        </w:tc>
+      </w:tr>
+      <w:tr>
+        <w:tc>
+          <w:tcPr>
+            <w:tcW w:type="dxa" w:w="3552"/>
+          </w:tcPr>
+          <w:p>
+            <w:r>
+              <w:t>Savings Goal</w:t>
+            </w:r>
+          </w:p>
+        </w:tc>
+        <w:tc>
+          <w:tcPr>
+            <w:tcW w:type="dxa" w:w="3552"/>
+          </w:tcPr>
+          <w:p/>
+        </w:tc>
+        <w:tc>
+          <w:tcPr>
+            <w:tcW w:type="dxa" w:w="3552"/>
+          </w:tcPr>
+          <w:p/>
+        </w:tc>
+      </w:tr>
+      <w:tr>
+        <w:tc>
+          <w:tcPr>
+            <w:tcW w:type="dxa" w:w="3552"/>
+          </w:tcPr>
+          <w:p>
+            <w:r>
+              <w:t>Other</w:t>
+            </w:r>
+          </w:p>
+        </w:tc>
+        <w:tc>
+          <w:tcPr>
+            <w:tcW w:type="dxa" w:w="3552"/>
+          </w:tcPr>
+          <w:p/>
+        </w:tc>
+        <w:tc>
+          <w:tcPr>
+            <w:tcW w:type="dxa" w:w="3552"/>
+          </w:tcPr>
+          <w:p/>
+        </w:tc>
+      </w:tr>
+      <w:tr>
+        <w:tc>
+          <w:tcPr>
+            <w:tcW w:type="dxa" w:w="3552"/>
+          </w:tcPr>
+          <w:p>
+            <w:r>
+              <w:t>TOTAL EXPENSES</w:t>
+            </w:r>
+          </w:p>
+        </w:tc>
+        <w:tc>
+          <w:tcPr>
+            <w:tcW w:type="dxa" w:w="3552"/>
+          </w:tcPr>
+          <w:p/>
+        </w:tc>
+        <w:tc>
+          <w:tcPr>
+            <w:tcW w:type="dxa" w:w="3552"/>
+          </w:tcPr>
+          <w:p/>
+        </w:tc>
+      </w:tr>
+      <w:tr>
+        <w:tc>
+          <w:tcPr>
+            <w:tcW w:type="dxa" w:w="3552"/>
+          </w:tcPr>
+          <w:p>
+            <w:r>
+              <w:t>MONEY LEFT</w:t>
+            </w:r>
+          </w:p>
+        </w:tc>
+        <w:tc>
+          <w:tcPr>
+            <w:tcW w:type="dxa" w:w="3552"/>
+          </w:tcPr>
+          <w:p/>
+        </w:tc>
+        <w:tc>
+          <w:tcPr>
+            <w:tcW w:type="dxa" w:w="3552"/>
+          </w:tcPr>
+          <w:p/>
+        </w:tc>
+      </w:tr>
+      <w:tr>
+        <w:tc>
+          <w:tcPr>
+            <w:tcW w:type="dxa" w:w="3552"/>
+          </w:tcPr>
+          <w:p>
+            <w:r>
+              <w:t>Over/Under Budget</w:t>
+            </w:r>
+          </w:p>
+        </w:tc>
+        <w:tc>
+          <w:tcPr>
+            <w:tcW w:type="dxa" w:w="3552"/>
+          </w:tcPr>
+          <w:p/>
+        </w:tc>
+        <w:tc>
+          <w:tcPr>
+            <w:tcW w:type="dxa" w:w="3552"/>
+          </w:tcPr>
+          <w:p/>
+        </w:tc>
+      </w:tr>
+    </w:tbl>
+    <w:p>
+      <w:pPr>
+        <w:pStyle w:val="Heading2"/>
+      </w:pPr>
+      <w:r>
+        <w:t>Rule</w:t>
+      </w:r>
+    </w:p>
+    <w:p>
+      <w:r>
+        <w:t>You must choose ONE option from every category. If you go over budget, revise your choices. If you have money left, decide whether to save it, spend it, or split it.</w:t>
+      </w:r>
+    </w:p>
+    <w:p>
+      <w:r>
+        <w:br w:type="page"/>
+      </w:r>
+    </w:p>
+    <w:p>
+      <w:pPr>
+        <w:pStyle w:val="Heading1"/>
+      </w:pPr>
+      <w:r>
+        <w:t>Surprise Cards • Cut Apart</w:t>
+      </w:r>
+    </w:p>
+    <w:tbl>
+      <w:tblPr>
+        <w:tblStyle w:val="TableGrid"/>
+        <w:tblW w:type="auto" w:w="0"/>
+        <w:tblLook w:firstColumn="1" w:firstRow="1" w:lastColumn="0" w:lastRow="0" w:noHBand="0" w:noVBand="1" w:val="04A0"/>
+      </w:tblPr>
+      <w:tblGrid>
+        <w:gridCol w:w="5328"/>
+        <w:gridCol w:w="5328"/>
+      </w:tblGrid>
+      <w:tr>
+        <w:tc>
+          <w:tcPr>
+            <w:tcW w:type="dxa" w:w="5328"/>
+            <w:shd w:fill="EEF5FC"/>
+            <w:tcMar>
+              <w:top w:w="220" w:type="dxa"/>
+              <w:start w:w="140" w:type="dxa"/>
+              <w:bottom w:w="220" w:type="dxa"/>
+              <w:end w:w="140" w:type="dxa"/>
+            </w:tcMar>
+          </w:tcPr>
+          <w:p>
+            <w:r>
+              <w:t>FLAT TIRE</w:t>
+              <w:br/>
+              <w:t>Pay $180 this month.</w:t>
+            </w:r>
+          </w:p>
+        </w:tc>
+        <w:tc>
+          <w:tcPr>
+            <w:tcW w:type="dxa" w:w="5328"/>
+            <w:shd w:fill="FFF4F7"/>
+            <w:tcMar>
+              <w:top w:w="220" w:type="dxa"/>
+              <w:start w:w="140" w:type="dxa"/>
+              <w:bottom w:w="220" w:type="dxa"/>
+              <w:end w:w="140" w:type="dxa"/>
+            </w:tcMar>
+          </w:tcPr>
+          <w:p>
+            <w:r>
+              <w:t>EXTRA SHIFT</w:t>
+              <w:br/>
+              <w:t>Add $120 take-home income.</w:t>
+            </w:r>
+          </w:p>
+        </w:tc>
+      </w:tr>
+      <w:tr>
+        <w:tc>
+          <w:tcPr>
+            <w:tcW w:type="dxa" w:w="5328"/>
+            <w:shd w:fill="EEF5FC"/>
+            <w:tcMar>
+              <w:top w:w="220" w:type="dxa"/>
+              <w:start w:w="140" w:type="dxa"/>
+              <w:bottom w:w="220" w:type="dxa"/>
+              <w:end w:w="140" w:type="dxa"/>
+            </w:tcMar>
+          </w:tcPr>
+          <w:p>
+            <w:r>
+              <w:t>BIRTHDAY INVITE</w:t>
+              <w:br/>
+              <w:t>Decide: spend $60, choose a $20 option, or decline.</w:t>
+            </w:r>
+          </w:p>
+        </w:tc>
+        <w:tc>
+          <w:tcPr>
+            <w:tcW w:type="dxa" w:w="5328"/>
+            <w:shd w:fill="FFF4F7"/>
+            <w:tcMar>
+              <w:top w:w="220" w:type="dxa"/>
+              <w:start w:w="140" w:type="dxa"/>
+              <w:bottom w:w="220" w:type="dxa"/>
+              <w:end w:w="140" w:type="dxa"/>
+            </w:tcMar>
+          </w:tcPr>
+          <w:p>
+            <w:r>
+              <w:t>PHONE SCREEN CRACKED</w:t>
+              <w:br/>
+              <w:t>Repair now for $110 or wait and protect the phone.</w:t>
+            </w:r>
+          </w:p>
+        </w:tc>
+      </w:tr>
+      <w:tr>
+        <w:tc>
+          <w:tcPr>
+            <w:tcW w:type="dxa" w:w="5328"/>
+            <w:shd w:fill="EEF5FC"/>
+            <w:tcMar>
+              <w:top w:w="220" w:type="dxa"/>
+              <w:start w:w="140" w:type="dxa"/>
+              <w:bottom w:w="220" w:type="dxa"/>
+              <w:end w:w="140" w:type="dxa"/>
+            </w:tcMar>
+          </w:tcPr>
+          <w:p>
+            <w:r>
+              <w:t>GROCERY PRICE JUMP</w:t>
+              <w:br/>
+              <w:t>Add $35 to food this month.</w:t>
+            </w:r>
+          </w:p>
+        </w:tc>
+        <w:tc>
+          <w:tcPr>
+            <w:tcW w:type="dxa" w:w="5328"/>
+            <w:shd w:fill="FFF4F7"/>
+            <w:tcMar>
+              <w:top w:w="220" w:type="dxa"/>
+              <w:start w:w="140" w:type="dxa"/>
+              <w:bottom w:w="220" w:type="dxa"/>
+              <w:end w:w="140" w:type="dxa"/>
+            </w:tcMar>
+          </w:tcPr>
+          <w:p>
+            <w:r>
+              <w:t>REFUND</w:t>
+              <w:br/>
+              <w:t>You receive an unexpected $75 refund.</w:t>
+            </w:r>
+          </w:p>
+        </w:tc>
+      </w:tr>
+      <w:tr>
+        <w:tc>
+          <w:tcPr>
+            <w:tcW w:type="dxa" w:w="5328"/>
+            <w:shd w:fill="EEF5FC"/>
+            <w:tcMar>
+              <w:top w:w="220" w:type="dxa"/>
+              <w:start w:w="140" w:type="dxa"/>
+              <w:bottom w:w="220" w:type="dxa"/>
+              <w:end w:w="140" w:type="dxa"/>
+            </w:tcMar>
+          </w:tcPr>
+          <w:p>
+            <w:r>
+              <w:t>RIDE CANCELLED</w:t>
+              <w:br/>
+              <w:t>Spend $28 on an emergency ride to work or find another safe plan.</w:t>
+            </w:r>
+          </w:p>
+        </w:tc>
+        <w:tc>
+          <w:tcPr>
+            <w:tcW w:type="dxa" w:w="5328"/>
+            <w:shd w:fill="FFF4F7"/>
+            <w:tcMar>
+              <w:top w:w="220" w:type="dxa"/>
+              <w:start w:w="140" w:type="dxa"/>
+              <w:bottom w:w="220" w:type="dxa"/>
+              <w:end w:w="140" w:type="dxa"/>
+            </w:tcMar>
+          </w:tcPr>
+          <w:p>
+            <w:r>
+              <w:t>SUBSCRIPTION RENEWAL</w:t>
+              <w:br/>
+              <w:t>A forgotten $19.99 subscription renews.</w:t>
+            </w:r>
+          </w:p>
+        </w:tc>
+      </w:tr>
+    </w:tbl>
+    <w:p>
+      <w:pPr>
+        <w:pStyle w:val="Heading2"/>
+      </w:pPr>
+      <w:r>
+        <w:t>Wrap-Up • Get Them Talking</w:t>
+      </w:r>
+    </w:p>
+    <w:p>
+      <w:r>
+        <w:t>💬 Which expense was hardest to cut?</w:t>
+      </w:r>
+    </w:p>
+    <w:p>
+      <w:r>
+        <w:t>____________________________________________________________________________</w:t>
+      </w:r>
+    </w:p>
+    <w:p>
+      <w:r>
+        <w:t>💬 What choice gave you the most freedom later in the month?</w:t>
+      </w:r>
+    </w:p>
+    <w:p>
+      <w:r>
+        <w:t>____________________________________________________________________________</w:t>
+      </w:r>
+    </w:p>
+    <w:p>
+      <w:r>
+        <w:t>💬 What would you change if your income dropped by $200?</w:t>
+      </w:r>
+    </w:p>
+    <w:p>
+      <w:r>
+        <w:t>____________________________________________________________________________</w:t>
       </w:r>
     </w:p>
     <w:sectPr>
-      <w:footerReference w:type="default" r:id="rId9"/>
       <w:pgSz w:w="12240" w:h="15840"/>
-      <w:pgMar w:top="792" w:right="936" w:bottom="792" w:left="936" w:header="720" w:footer="720" w:gutter="0"/>
+      <w:pgMar w:top="648" w:right="792" w:bottom="648" w:left="792" w:header="720" w:footer="720" w:gutter="0"/>
       <w:cols w:space="720"/>
       <w:docGrid w:linePitch="360"/>
     </w:sectPr>
   </w:body>
 </w:document>
-</file>
-
-<file path=word/footer1.xml><?xml version="1.0" encoding="utf-8"?>
-<w:ftr xmlns:m="http://schemas.openxmlformats.org/officeDocument/2006/math" xmlns:mc="http://schemas.openxmlformats.org/markup-compatibility/2006" xmlns:mo="http://schemas.microsoft.com/office/mac/office/2008/main" xmlns:mv="urn:schemas-microsoft-com:mac:vml" xmlns:o="urn:schemas-microsoft-com:office:office" xmlns:r="http://schemas.openxmlformats.org/officeDocument/2006/relationships" xmlns:v="urn:schemas-microsoft-com:vml" xmlns:w10="urn:schemas-microsoft-com:office:word" xmlns:w14="http://schemas.microsoft.com/office/word/2010/wordml" xmlns:w="http://schemas.openxmlformats.org/wordprocessingml/2006/main" xmlns:wne="http://schemas.microsoft.com/office/word/2006/wordml" xmlns:wp14="http://schemas.microsoft.com/office/word/2010/wordprocessingDrawing" xmlns:wp="http://schemas.openxmlformats.org/drawingml/2006/wordprocessingDrawing" xmlns:wpc="http://schemas.microsoft.com/office/word/2010/wordprocessingCanvas" xmlns:wpg="http://schemas.microsoft.com/office/word/2010/wordprocessingGroup" xmlns:wpi="http://schemas.microsoft.com/office/word/2010/wordprocessingInk" xmlns:wps="http://schemas.microsoft.com/office/word/2010/wordprocessingShape" mc:Ignorable="w14 wp14">
-  <w:p>
-    <w:pPr>
-      <w:pStyle w:val="Footer"/>
-      <w:jc w:val="center"/>
-    </w:pPr>
-    <w:r>
-      <w:t>Transition Team ♡  •  Life Skills • Career Readiness • Independence • Opportunity</w:t>
-    </w:r>
-  </w:p>
-</w:ftr>
 </file>
 
 <file path=word/numbering.xml><?xml version="1.0" encoding="utf-8"?>
@@ -535,7 +1278,7 @@
     <w:rsid w:val="00FC693F"/>
     <w:rPr>
       <w:rFonts w:ascii="Aptos" w:hAnsi="Aptos"/>
-      <w:sz w:val="21"/>
+      <w:sz w:val="22"/>
     </w:rPr>
   </w:style>
   <w:style w:type="paragraph" w:styleId="Header">
@@ -597,11 +1340,11 @@
       <w:outlineLvl w:val="0"/>
     </w:pPr>
     <w:rPr>
-      <w:rFonts w:asciiTheme="majorHAnsi" w:eastAsiaTheme="majorEastAsia" w:hAnsiTheme="majorHAnsi" w:cstheme="majorBidi"/>
+      <w:rFonts w:asciiTheme="majorHAnsi" w:eastAsiaTheme="majorEastAsia" w:hAnsiTheme="majorHAnsi" w:cstheme="majorBidi" w:ascii="Aptos Display" w:hAnsi="Aptos Display"/>
       <w:b/>
       <w:bCs/>
-      <w:color w:val="365F91" w:themeColor="accent1" w:themeShade="BF"/>
-      <w:sz w:val="28"/>
+      <w:color w:val="082F65"/>
+      <w:sz w:val="36"/>
       <w:szCs w:val="28"/>
     </w:rPr>
   </w:style>
@@ -621,11 +1364,11 @@
       <w:outlineLvl w:val="1"/>
     </w:pPr>
     <w:rPr>
-      <w:rFonts w:asciiTheme="majorHAnsi" w:eastAsiaTheme="majorEastAsia" w:hAnsiTheme="majorHAnsi" w:cstheme="majorBidi"/>
+      <w:rFonts w:asciiTheme="majorHAnsi" w:eastAsiaTheme="majorEastAsia" w:hAnsiTheme="majorHAnsi" w:cstheme="majorBidi" w:ascii="Aptos Display" w:hAnsi="Aptos Display"/>
       <w:b/>
       <w:bCs/>
-      <w:color w:val="4F81BD" w:themeColor="accent1"/>
-      <w:sz w:val="26"/>
+      <w:color w:val="D3152D"/>
+      <w:sz w:val="28"/>
       <w:szCs w:val="26"/>
     </w:rPr>
   </w:style>
@@ -886,8 +1629,8 @@
       <w:contextualSpacing/>
     </w:pPr>
     <w:rPr>
-      <w:rFonts w:asciiTheme="majorHAnsi" w:eastAsiaTheme="majorEastAsia" w:hAnsiTheme="majorHAnsi" w:cstheme="majorBidi"/>
-      <w:color w:val="17365D" w:themeColor="text2" w:themeShade="BF"/>
+      <w:rFonts w:asciiTheme="majorHAnsi" w:eastAsiaTheme="majorEastAsia" w:hAnsiTheme="majorHAnsi" w:cstheme="majorBidi" w:ascii="Aptos Display" w:hAnsi="Aptos Display"/>
+      <w:color w:val="082F65"/>
       <w:spacing w:val="5"/>
       <w:kern w:val="28"/>
       <w:sz w:val="52"/>
